--- a/01.UML/01. ERS/ERS_PAO202650_TICKET_SOAP_JAVA_NRC30742_GR08.docx
+++ b/01.UML/01. ERS/ERS_PAO202650_TICKET_SOAP_JAVA_NRC30742_GR08.docx
@@ -9,10 +9,10 @@
           <w:pgSz w:w="11906" w:h="16838"/>
           <w:pgMar w:top="1418" w:right="1701" w:bottom="1418" w:left="1701" w:header="709" w:footer="709" w:gutter="0"/>
           <w:pgBorders w:offsetFrom="page">
-            <w:top w:val="thinThickSmallGap" w:sz="24" w:space="24" w:color="4F81BD" w:themeColor="accent1"/>
-            <w:left w:val="thinThickSmallGap" w:sz="24" w:space="24" w:color="4F81BD" w:themeColor="accent1"/>
-            <w:bottom w:val="thickThinSmallGap" w:sz="24" w:space="24" w:color="4F81BD" w:themeColor="accent1"/>
-            <w:right w:val="thickThinSmallGap" w:sz="24" w:space="24" w:color="4F81BD" w:themeColor="accent1"/>
+            <w:top w:val="twistedLines1" w:sz="18" w:space="24" w:color="4F81BD" w:themeColor="accent1"/>
+            <w:left w:val="twistedLines1" w:sz="18" w:space="24" w:color="4F81BD" w:themeColor="accent1"/>
+            <w:bottom w:val="twistedLines1" w:sz="18" w:space="24" w:color="4F81BD" w:themeColor="accent1"/>
+            <w:right w:val="twistedLines1" w:sz="18" w:space="24" w:color="4F81BD" w:themeColor="accent1"/>
           </w:pgBorders>
           <w:pgNumType w:start="0"/>
           <w:cols w:space="720"/>
@@ -5911,10 +5911,10 @@
           <w:pgSz w:w="11906" w:h="16838"/>
           <w:pgMar w:top="1440" w:right="1440" w:bottom="1440" w:left="1440" w:header="0" w:footer="998" w:gutter="0"/>
           <w:pgBorders w:offsetFrom="page">
-            <w:top w:val="thinThickSmallGap" w:sz="24" w:space="24" w:color="4F81BD" w:themeColor="accent1"/>
-            <w:left w:val="thinThickSmallGap" w:sz="24" w:space="24" w:color="4F81BD" w:themeColor="accent1"/>
-            <w:bottom w:val="thickThinSmallGap" w:sz="24" w:space="24" w:color="4F81BD" w:themeColor="accent1"/>
-            <w:right w:val="thickThinSmallGap" w:sz="24" w:space="24" w:color="4F81BD" w:themeColor="accent1"/>
+            <w:top w:val="twistedLines1" w:sz="18" w:space="24" w:color="4F81BD" w:themeColor="accent1"/>
+            <w:left w:val="twistedLines1" w:sz="18" w:space="24" w:color="4F81BD" w:themeColor="accent1"/>
+            <w:bottom w:val="twistedLines1" w:sz="18" w:space="24" w:color="4F81BD" w:themeColor="accent1"/>
+            <w:right w:val="twistedLines1" w:sz="18" w:space="24" w:color="4F81BD" w:themeColor="accent1"/>
           </w:pgBorders>
           <w:pgNumType w:start="1"/>
           <w:cols w:space="720"/>
@@ -15797,10 +15797,10 @@
       <w:pgSz w:w="11906" w:h="16838"/>
       <w:pgMar w:top="740" w:right="1320" w:bottom="1180" w:left="1160" w:header="0" w:footer="996" w:gutter="0"/>
       <w:pgBorders w:offsetFrom="page">
-        <w:top w:val="thinThickSmallGap" w:sz="24" w:space="24" w:color="4F81BD" w:themeColor="accent1"/>
-        <w:left w:val="thinThickSmallGap" w:sz="24" w:space="24" w:color="4F81BD" w:themeColor="accent1"/>
-        <w:bottom w:val="thickThinSmallGap" w:sz="24" w:space="24" w:color="4F81BD" w:themeColor="accent1"/>
-        <w:right w:val="thickThinSmallGap" w:sz="24" w:space="24" w:color="4F81BD" w:themeColor="accent1"/>
+        <w:top w:val="twistedLines1" w:sz="18" w:space="24" w:color="4F81BD" w:themeColor="accent1"/>
+        <w:left w:val="twistedLines1" w:sz="18" w:space="24" w:color="4F81BD" w:themeColor="accent1"/>
+        <w:bottom w:val="twistedLines1" w:sz="18" w:space="24" w:color="4F81BD" w:themeColor="accent1"/>
+        <w:right w:val="twistedLines1" w:sz="18" w:space="24" w:color="4F81BD" w:themeColor="accent1"/>
       </w:pgBorders>
       <w:cols w:space="720"/>
     </w:sectPr>

--- a/01.UML/01. ERS/ERS_PAO202650_TICKET_SOAP_JAVA_NRC30742_GR08.docx
+++ b/01.UML/01. ERS/ERS_PAO202650_TICKET_SOAP_JAVA_NRC30742_GR08.docx
@@ -4,6 +4,7 @@
   <w:body>
     <w:p>
       <w:pPr>
+        <w:ind w:left="720" w:hanging="720"/>
         <w:sectPr>
           <w:footerReference w:type="default" r:id="rId8"/>
           <w:pgSz w:w="11906" w:h="16838"/>
@@ -208,21 +209,12 @@
                               <w:jc w:val="center"/>
                               <w:textDirection w:val="btLr"/>
                             </w:pPr>
-                            <w:proofErr w:type="gramStart"/>
                             <w:r>
                               <w:rPr>
                                 <w:rFonts w:ascii="Calibri" w:eastAsia="Calibri" w:hAnsi="Calibri" w:cs="Calibri"/>
                                 <w:color w:val="000000"/>
                               </w:rPr>
-                              <w:t>MIS.MDU.CCNA.CCIA</w:t>
-                            </w:r>
-                            <w:proofErr w:type="gramEnd"/>
-                            <w:r>
-                              <w:rPr>
-                                <w:rFonts w:ascii="Calibri" w:eastAsia="Calibri" w:hAnsi="Calibri" w:cs="Calibri"/>
-                                <w:color w:val="000000"/>
-                              </w:rPr>
-                              <w:t>.</w:t>
+                              <w:t>MIS.MDU.CCNA.CCIA.</w:t>
                             </w:r>
                           </w:p>
                           <w:p>
@@ -488,21 +480,12 @@
                         <w:jc w:val="center"/>
                         <w:textDirection w:val="btLr"/>
                       </w:pPr>
-                      <w:proofErr w:type="gramStart"/>
                       <w:r>
                         <w:rPr>
                           <w:rFonts w:ascii="Calibri" w:eastAsia="Calibri" w:hAnsi="Calibri" w:cs="Calibri"/>
                           <w:color w:val="000000"/>
                         </w:rPr>
-                        <w:t>MIS.MDU.CCNA.CCIA</w:t>
-                      </w:r>
-                      <w:proofErr w:type="gramEnd"/>
-                      <w:r>
-                        <w:rPr>
-                          <w:rFonts w:ascii="Calibri" w:eastAsia="Calibri" w:hAnsi="Calibri" w:cs="Calibri"/>
-                          <w:color w:val="000000"/>
-                        </w:rPr>
-                        <w:t>.</w:t>
+                        <w:t>MIS.MDU.CCNA.CCIA.</w:t>
                       </w:r>
                     </w:p>
                     <w:p>
@@ -7496,23 +7479,7 @@
         <w:spacing w:before="0" w:line="360" w:lineRule="auto"/>
       </w:pPr>
       <w:r>
-        <w:t>La empresa “</w:t>
-      </w:r>
-      <w:proofErr w:type="spellStart"/>
-      <w:r>
-        <w:t>TicketPremium</w:t>
-      </w:r>
-      <w:proofErr w:type="spellEnd"/>
-      <w:r>
-        <w:t xml:space="preserve">” es la intermediaria oficial para la venta de boletos de los partidos de fútbol del campeonato nacional organizados por la Federación de Fútbol. El sistema debe garantizar la consulta en tiempo real de partidos y localidades, así como el registro seguro de ventas a través de Web </w:t>
-      </w:r>
-      <w:proofErr w:type="spellStart"/>
-      <w:r>
-        <w:t>Services</w:t>
-      </w:r>
-      <w:proofErr w:type="spellEnd"/>
-      <w:r>
-        <w:t xml:space="preserve"> SOAP.</w:t>
+        <w:t>La empresa “TicketPremium” es la intermediaria oficial para la venta de boletos de los partidos de fútbol del campeonato nacional organizados por la Federación de Fútbol. El sistema debe garantizar la consulta en tiempo real de partidos y localidades, así como el registro seguro de ventas a través de Web Services SOAP.</w:t>
       </w:r>
     </w:p>
     <w:p>
@@ -7544,15 +7511,7 @@
         <w:t xml:space="preserve">Federación de Fútbol (Servidor) → </w:t>
       </w:r>
       <w:r>
-        <w:t xml:space="preserve">Base de datos + Web </w:t>
-      </w:r>
-      <w:proofErr w:type="spellStart"/>
-      <w:r>
-        <w:t>Services</w:t>
-      </w:r>
-      <w:proofErr w:type="spellEnd"/>
-      <w:r>
-        <w:t xml:space="preserve"> SOAP.</w:t>
+        <w:t>Base de datos + Web Services SOAP.</w:t>
       </w:r>
     </w:p>
     <w:p>
@@ -7564,21 +7523,12 @@
         </w:numPr>
         <w:spacing w:before="0" w:line="360" w:lineRule="auto"/>
       </w:pPr>
-      <w:proofErr w:type="spellStart"/>
       <w:r>
         <w:rPr>
           <w:b/>
           <w:bCs/>
         </w:rPr>
-        <w:t>TicketPremium</w:t>
-      </w:r>
-      <w:proofErr w:type="spellEnd"/>
-      <w:r>
-        <w:rPr>
-          <w:b/>
-          <w:bCs/>
-        </w:rPr>
-        <w:t xml:space="preserve"> (Cliente) → </w:t>
+        <w:t xml:space="preserve">TicketPremium (Cliente) → </w:t>
       </w:r>
       <w:r>
         <w:t>Cuatro interfaces (Escritorio, Web, Móvil y Consola) bajo patrón MVC.</w:t>
@@ -7609,15 +7559,7 @@
         <w:spacing w:line="360" w:lineRule="auto"/>
       </w:pPr>
       <w:r>
-        <w:t xml:space="preserve">Este documento constituye la Especificación de Requerimientos de Software (ERS) completa para el Sistema </w:t>
-      </w:r>
-      <w:proofErr w:type="spellStart"/>
-      <w:r>
-        <w:t>TicketPremium</w:t>
-      </w:r>
-      <w:proofErr w:type="spellEnd"/>
-      <w:r>
-        <w:t xml:space="preserve"> – Federación de Fútbol. Describe exhaustivamente todos los aspectos funcionales, no funcionales, técnicos y de arquitectura necesarios para su correcta implementación por parte de los desarrolladores Ariel Reyes y Anthony Villarreal.</w:t>
+        <w:t>Este documento constituye la Especificación de Requerimientos de Software (ERS) completa para el Sistema TicketPremium – Federación de Fútbol. Describe exhaustivamente todos los aspectos funcionales, no funcionales, técnicos y de arquitectura necesarios para su correcta implementación por parte de los desarrolladores Ariel Reyes y Anthony Villarreal.</w:t>
       </w:r>
     </w:p>
     <w:p>
@@ -7645,15 +7587,7 @@
         <w:spacing w:before="240" w:after="240" w:line="360" w:lineRule="auto"/>
       </w:pPr>
       <w:r>
-        <w:t xml:space="preserve">Definir con precisión y detalle todos los requerimientos para garantizar que el sistema cumpla con los objetivos del examen práctico, manteniendo una arquitectura distribuida Cliente-Servidor basada en Web </w:t>
-      </w:r>
-      <w:proofErr w:type="spellStart"/>
-      <w:r>
-        <w:t>Services</w:t>
-      </w:r>
-      <w:proofErr w:type="spellEnd"/>
-      <w:r>
-        <w:t xml:space="preserve"> SOAP, Base de Datos en el servidor y el patrón MVC en las interfaces cliente.</w:t>
+        <w:t>Definir con precisión y detalle todos los requerimientos para garantizar que el sistema cumpla con los objetivos del examen práctico, manteniendo una arquitectura distribuida Cliente-Servidor basada en Web Services SOAP, Base de Datos en el servidor y el patrón MVC en las interfaces cliente.</w:t>
       </w:r>
     </w:p>
     <w:p>
@@ -7697,21 +7631,12 @@
           <w:bCs/>
         </w:rPr>
       </w:pPr>
-      <w:proofErr w:type="spellStart"/>
       <w:r>
         <w:rPr>
           <w:b/>
           <w:bCs/>
         </w:rPr>
-        <w:t>Backend</w:t>
-      </w:r>
-      <w:proofErr w:type="spellEnd"/>
-      <w:r>
-        <w:rPr>
-          <w:b/>
-          <w:bCs/>
-        </w:rPr>
-        <w:t xml:space="preserve"> (Federación de Fútbol)</w:t>
+        <w:t>Backend (Federación de Fútbol)</w:t>
       </w:r>
       <w:r>
         <w:rPr>
@@ -7721,15 +7646,7 @@
         <w:t xml:space="preserve">: </w:t>
       </w:r>
       <w:r>
-        <w:t xml:space="preserve">Proyecto Web Java con base de datos, tablas PARTIDO_FUTBOL y LOCALIDAD_PARTIDO, y Web </w:t>
-      </w:r>
-      <w:proofErr w:type="spellStart"/>
-      <w:r>
-        <w:t>Services</w:t>
-      </w:r>
-      <w:proofErr w:type="spellEnd"/>
-      <w:r>
-        <w:t xml:space="preserve"> SOAP.</w:t>
+        <w:t>Proyecto Web Java con base de datos, tablas PARTIDO_FUTBOL y LOCALIDAD_PARTIDO, y Web Services SOAP.</w:t>
       </w:r>
     </w:p>
     <w:p>
@@ -7750,23 +7667,7 @@
           <w:b/>
           <w:bCs/>
         </w:rPr>
-        <w:t>Frontend (</w:t>
-      </w:r>
-      <w:proofErr w:type="spellStart"/>
-      <w:r>
-        <w:rPr>
-          <w:b/>
-          <w:bCs/>
-        </w:rPr>
-        <w:t>TicketPremium</w:t>
-      </w:r>
-      <w:proofErr w:type="spellEnd"/>
-      <w:r>
-        <w:rPr>
-          <w:b/>
-          <w:bCs/>
-        </w:rPr>
-        <w:t>)</w:t>
+        <w:t>Frontend (TicketPremium)</w:t>
       </w:r>
       <w:r>
         <w:rPr>
@@ -8043,23 +7944,7 @@
               <w:cnfStyle w:val="000000100000" w:firstRow="0" w:lastRow="0" w:firstColumn="0" w:lastColumn="0" w:oddVBand="0" w:evenVBand="0" w:oddHBand="1" w:evenHBand="0" w:firstRowFirstColumn="0" w:firstRowLastColumn="0" w:lastRowFirstColumn="0" w:lastRowLastColumn="0"/>
             </w:pPr>
             <w:r>
-              <w:t>Model-View-</w:t>
-            </w:r>
-            <w:proofErr w:type="spellStart"/>
-            <w:r>
-              <w:t>Controller</w:t>
-            </w:r>
-            <w:proofErr w:type="spellEnd"/>
-            <w:r>
-              <w:t>: Separación clara entre datos (Model), interfaz (View) y lógica (</w:t>
-            </w:r>
-            <w:proofErr w:type="spellStart"/>
-            <w:r>
-              <w:t>Controller</w:t>
-            </w:r>
-            <w:proofErr w:type="spellEnd"/>
-            <w:r>
-              <w:t>).</w:t>
+              <w:t>Model-View-Controller: Separación clara entre datos (Model), interfaz (View) y lógica (Controller).</w:t>
             </w:r>
           </w:p>
         </w:tc>
@@ -8312,13 +8197,8 @@
               <w:spacing w:line="360" w:lineRule="auto"/>
               <w:cnfStyle w:val="000000100000" w:firstRow="0" w:lastRow="0" w:firstColumn="0" w:lastColumn="0" w:oddVBand="0" w:evenVBand="0" w:oddHBand="1" w:evenHBand="0" w:firstRowFirstColumn="0" w:firstRowLastColumn="0" w:lastRowFirstColumn="0" w:lastRowLastColumn="0"/>
             </w:pPr>
-            <w:proofErr w:type="spellStart"/>
-            <w:r>
-              <w:t>User</w:t>
-            </w:r>
-            <w:proofErr w:type="spellEnd"/>
-            <w:r>
-              <w:t xml:space="preserve"> Interface (Interfaz de Usuario)</w:t>
+            <w:r>
+              <w:t>User Interface (Interfaz de Usuario)</w:t>
             </w:r>
           </w:p>
         </w:tc>
@@ -8349,13 +8229,8 @@
               <w:cnfStyle w:val="000000000000" w:firstRow="0" w:lastRow="0" w:firstColumn="0" w:lastColumn="0" w:oddVBand="0" w:evenVBand="0" w:oddHBand="0" w:evenHBand="0" w:firstRowFirstColumn="0" w:firstRowLastColumn="0" w:lastRowFirstColumn="0" w:lastRowLastColumn="0"/>
             </w:pPr>
             <w:r>
-              <w:t xml:space="preserve">Model - View - </w:t>
-            </w:r>
-            <w:proofErr w:type="spellStart"/>
-            <w:r>
-              <w:t>Controller</w:t>
-            </w:r>
-            <w:proofErr w:type="spellEnd"/>
+              <w:t>Model - View - Controller</w:t>
+            </w:r>
           </w:p>
         </w:tc>
       </w:tr>
@@ -8417,21 +8292,8 @@
               <w:cnfStyle w:val="000000000000" w:firstRow="0" w:lastRow="0" w:firstColumn="0" w:lastColumn="0" w:oddVBand="0" w:evenVBand="0" w:oddHBand="0" w:evenHBand="0" w:firstRowFirstColumn="0" w:firstRowLastColumn="0" w:lastRowFirstColumn="0" w:lastRowLastColumn="0"/>
             </w:pPr>
             <w:r>
-              <w:t xml:space="preserve">Simple </w:t>
-            </w:r>
-            <w:proofErr w:type="spellStart"/>
-            <w:r>
-              <w:t>Object</w:t>
-            </w:r>
-            <w:proofErr w:type="spellEnd"/>
-            <w:r>
-              <w:t xml:space="preserve"> Access </w:t>
-            </w:r>
-            <w:proofErr w:type="spellStart"/>
-            <w:r>
-              <w:t>Protocol</w:t>
-            </w:r>
-            <w:proofErr w:type="spellEnd"/>
+              <w:t>Simple Object Access Protocol</w:t>
+            </w:r>
           </w:p>
         </w:tc>
       </w:tr>
@@ -8464,29 +8326,8 @@
               <w:cnfStyle w:val="000000100000" w:firstRow="0" w:lastRow="0" w:firstColumn="0" w:lastColumn="0" w:oddVBand="0" w:evenVBand="0" w:oddHBand="1" w:evenHBand="0" w:firstRowFirstColumn="0" w:firstRowLastColumn="0" w:lastRowFirstColumn="0" w:lastRowLastColumn="0"/>
             </w:pPr>
             <w:r>
-              <w:t xml:space="preserve">Web </w:t>
-            </w:r>
-            <w:proofErr w:type="spellStart"/>
-            <w:r>
-              <w:t>Services</w:t>
-            </w:r>
-            <w:proofErr w:type="spellEnd"/>
-            <w:r>
-              <w:t xml:space="preserve"> </w:t>
-            </w:r>
-            <w:proofErr w:type="spellStart"/>
-            <w:r>
-              <w:t>Description</w:t>
-            </w:r>
-            <w:proofErr w:type="spellEnd"/>
-            <w:r>
-              <w:t xml:space="preserve"> </w:t>
-            </w:r>
-            <w:proofErr w:type="spellStart"/>
-            <w:r>
-              <w:t>Language</w:t>
-            </w:r>
-            <w:proofErr w:type="spellEnd"/>
+              <w:t>Web Services Description Language</w:t>
+            </w:r>
           </w:p>
         </w:tc>
       </w:tr>
@@ -8558,19 +8399,11 @@
                 <w:lang w:val="en-US"/>
               </w:rPr>
             </w:pPr>
-            <w:proofErr w:type="spellStart"/>
             <w:r>
               <w:rPr>
                 <w:lang w:val="en-US"/>
               </w:rPr>
-              <w:t>Impuesto</w:t>
-            </w:r>
-            <w:proofErr w:type="spellEnd"/>
-            <w:r>
-              <w:rPr>
-                <w:lang w:val="en-US"/>
-              </w:rPr>
-              <w:t xml:space="preserve"> al Valor Agregado</w:t>
+              <w:t>Impuesto al Valor Agregado</w:t>
             </w:r>
           </w:p>
         </w:tc>
@@ -8959,21 +8792,8 @@
               <w:cnfStyle w:val="000000100000" w:firstRow="0" w:lastRow="0" w:firstColumn="0" w:lastColumn="0" w:oddVBand="0" w:evenVBand="0" w:oddHBand="1" w:evenHBand="0" w:firstRowFirstColumn="0" w:firstRowLastColumn="0" w:lastRowFirstColumn="0" w:lastRowLastColumn="0"/>
             </w:pPr>
             <w:r>
-              <w:t xml:space="preserve">IEEE </w:t>
-            </w:r>
-            <w:proofErr w:type="spellStart"/>
-            <w:r>
-              <w:t>Computer</w:t>
-            </w:r>
-            <w:proofErr w:type="spellEnd"/>
-            <w:r>
-              <w:t xml:space="preserve"> </w:t>
-            </w:r>
-            <w:proofErr w:type="spellStart"/>
-            <w:r>
-              <w:t>Society</w:t>
-            </w:r>
-            <w:proofErr w:type="spellEnd"/>
+              <w:t>IEEE Computer Society</w:t>
+            </w:r>
           </w:p>
         </w:tc>
       </w:tr>
@@ -9012,13 +8832,8 @@
               <w:cnfStyle w:val="000000000000" w:firstRow="0" w:lastRow="0" w:firstColumn="0" w:lastColumn="0" w:oddVBand="0" w:evenVBand="0" w:oddHBand="0" w:evenHBand="0" w:firstRowFirstColumn="0" w:firstRowLastColumn="0" w:lastRowFirstColumn="0" w:lastRowLastColumn="0"/>
             </w:pPr>
             <w:r>
-              <w:t xml:space="preserve">W3C SOAP </w:t>
-            </w:r>
-            <w:proofErr w:type="spellStart"/>
-            <w:r>
-              <w:t>Specification</w:t>
-            </w:r>
-            <w:proofErr w:type="spellEnd"/>
+              <w:t>W3C SOAP Specification</w:t>
+            </w:r>
           </w:p>
         </w:tc>
         <w:tc>
@@ -9134,31 +8949,7 @@
       </w:pPr>
       <w:r>
         <w:lastRenderedPageBreak/>
-        <w:t xml:space="preserve">El sistema </w:t>
-      </w:r>
-      <w:proofErr w:type="spellStart"/>
-      <w:r>
-        <w:t>TicketPremium</w:t>
-      </w:r>
-      <w:proofErr w:type="spellEnd"/>
-      <w:r>
-        <w:t xml:space="preserve">-Federación es una solución Cliente-Servidor bajo arquitectura SOA. El servidor (Federación) centraliza la información de partidos y disponibilidades en base de datos y la expone mediante Web </w:t>
-      </w:r>
-      <w:proofErr w:type="spellStart"/>
-      <w:r>
-        <w:t>Services</w:t>
-      </w:r>
-      <w:proofErr w:type="spellEnd"/>
-      <w:r>
-        <w:t xml:space="preserve"> SOAP. Los clientes </w:t>
-      </w:r>
-      <w:proofErr w:type="spellStart"/>
-      <w:r>
-        <w:t>TicketPremium</w:t>
-      </w:r>
-      <w:proofErr w:type="spellEnd"/>
-      <w:r>
-        <w:t xml:space="preserve"> permiten la venta de boletos a través de cuatro interfaces.</w:t>
+        <w:t>El sistema TicketPremium-Federación es una solución Cliente-Servidor bajo arquitectura SOA. El servidor (Federación) centraliza la información de partidos y disponibilidades en base de datos y la expone mediante Web Services SOAP. Los clientes TicketPremium permiten la venta de boletos a través de cuatro interfaces.</w:t>
       </w:r>
     </w:p>
     <w:p>
@@ -9182,31 +8973,7 @@
         <w:spacing w:line="360" w:lineRule="auto"/>
       </w:pPr>
       <w:r>
-        <w:t xml:space="preserve">El sistema sigue una arquitectura Cliente-Servidor bajo SOA (Service </w:t>
-      </w:r>
-      <w:proofErr w:type="spellStart"/>
-      <w:r>
-        <w:t>Oriented</w:t>
-      </w:r>
-      <w:proofErr w:type="spellEnd"/>
-      <w:r>
-        <w:t xml:space="preserve"> </w:t>
-      </w:r>
-      <w:proofErr w:type="spellStart"/>
-      <w:r>
-        <w:t>Architecture</w:t>
-      </w:r>
-      <w:proofErr w:type="spellEnd"/>
-      <w:r>
-        <w:t xml:space="preserve">). El servidor centraliza la información y la lógica crítica, mientras que los clientes se encargan únicamente de la presentación y consumo de servicios mediante </w:t>
-      </w:r>
-      <w:proofErr w:type="spellStart"/>
-      <w:r>
-        <w:t>proxies</w:t>
-      </w:r>
-      <w:proofErr w:type="spellEnd"/>
-      <w:r>
-        <w:t xml:space="preserve"> generados a partir del WSDL.</w:t>
+        <w:t>El sistema sigue una arquitectura Cliente-Servidor bajo SOA (Service Oriented Architecture). El servidor centraliza la información y la lógica crítica, mientras que los clientes se encargan únicamente de la presentación y consumo de servicios mediante proxies generados a partir del WSDL.</w:t>
       </w:r>
       <w:r>
         <w:br/>
@@ -9375,6 +9142,60 @@
         <w:spacing w:line="360" w:lineRule="auto"/>
         <w:jc w:val="center"/>
       </w:pPr>
+      <w:r>
+        <w:rPr>
+          <w:noProof/>
+        </w:rPr>
+        <w:lastRenderedPageBreak/>
+        <w:drawing>
+          <wp:inline distT="0" distB="0" distL="0" distR="0" wp14:anchorId="1F794F03" wp14:editId="52E06673">
+            <wp:extent cx="5985510" cy="4338955"/>
+            <wp:effectExtent l="0" t="0" r="0" b="4445"/>
+            <wp:docPr id="991314707" name="Imagen 29"/>
+            <wp:cNvGraphicFramePr>
+              <a:graphicFrameLocks xmlns:a="http://schemas.openxmlformats.org/drawingml/2006/main" noChangeAspect="1"/>
+            </wp:cNvGraphicFramePr>
+            <a:graphic xmlns:a="http://schemas.openxmlformats.org/drawingml/2006/main">
+              <a:graphicData uri="http://schemas.openxmlformats.org/drawingml/2006/picture">
+                <pic:pic xmlns:pic="http://schemas.openxmlformats.org/drawingml/2006/picture">
+                  <pic:nvPicPr>
+                    <pic:cNvPr id="0" name="Picture 1"/>
+                    <pic:cNvPicPr>
+                      <a:picLocks noChangeAspect="1" noChangeArrowheads="1"/>
+                    </pic:cNvPicPr>
+                  </pic:nvPicPr>
+                  <pic:blipFill>
+                    <a:blip r:embed="rId14">
+                      <a:extLst>
+                        <a:ext uri="{28A0092B-C50C-407E-A947-70E740481C1C}">
+                          <a14:useLocalDpi xmlns:a14="http://schemas.microsoft.com/office/drawing/2010/main" val="0"/>
+                        </a:ext>
+                      </a:extLst>
+                    </a:blip>
+                    <a:srcRect/>
+                    <a:stretch>
+                      <a:fillRect/>
+                    </a:stretch>
+                  </pic:blipFill>
+                  <pic:spPr bwMode="auto">
+                    <a:xfrm>
+                      <a:off x="0" y="0"/>
+                      <a:ext cx="5985510" cy="4338955"/>
+                    </a:xfrm>
+                    <a:prstGeom prst="rect">
+                      <a:avLst/>
+                    </a:prstGeom>
+                    <a:noFill/>
+                    <a:ln>
+                      <a:noFill/>
+                    </a:ln>
+                  </pic:spPr>
+                </pic:pic>
+              </a:graphicData>
+            </a:graphic>
+          </wp:inline>
+        </w:drawing>
+      </w:r>
     </w:p>
     <w:p>
       <w:pPr>
@@ -9515,7 +9336,6 @@
       </w:pPr>
       <w:bookmarkStart w:id="26" w:name="_Toc230022990"/>
       <w:r>
-        <w:lastRenderedPageBreak/>
         <w:t>Tabla 4. Usuario Administrador (MONSTER)</w:t>
       </w:r>
       <w:bookmarkEnd w:id="26"/>
@@ -9691,15 +9511,8 @@
         <w:spacing w:line="360" w:lineRule="auto"/>
       </w:pPr>
       <w:r>
-        <w:t xml:space="preserve">Interfaz SOAP/WSDL entre Federación y </w:t>
-      </w:r>
-      <w:proofErr w:type="spellStart"/>
-      <w:r>
-        <w:t>TicketPremium</w:t>
-      </w:r>
-      <w:proofErr w:type="spellEnd"/>
-      <w:r>
-        <w:t>.</w:t>
+        <w:lastRenderedPageBreak/>
+        <w:t>Interfaz SOAP/WSDL entre Federación y TicketPremium.</w:t>
       </w:r>
     </w:p>
     <w:p>
@@ -9727,15 +9540,7 @@
         <w:spacing w:line="360" w:lineRule="auto"/>
       </w:pPr>
       <w:r>
-        <w:t xml:space="preserve">Uso obligatorio de Web </w:t>
-      </w:r>
-      <w:proofErr w:type="spellStart"/>
-      <w:r>
-        <w:t>Services</w:t>
-      </w:r>
-      <w:proofErr w:type="spellEnd"/>
-      <w:r>
-        <w:t xml:space="preserve"> SOAP en Java (JAX-WS).  </w:t>
+        <w:t xml:space="preserve">Uso obligatorio de Web Services SOAP en Java (JAX-WS).  </w:t>
       </w:r>
     </w:p>
     <w:p>
@@ -9759,15 +9564,7 @@
         <w:spacing w:line="360" w:lineRule="auto"/>
       </w:pPr>
       <w:r>
-        <w:t xml:space="preserve">Login </w:t>
-      </w:r>
-      <w:proofErr w:type="spellStart"/>
-      <w:r>
-        <w:t>hardcoded</w:t>
-      </w:r>
-      <w:proofErr w:type="spellEnd"/>
-      <w:r>
-        <w:t xml:space="preserve"> (MONSTER / MONSTER9).  </w:t>
+        <w:t xml:space="preserve">Login hardcoded (MONSTER / MONSTER9).  </w:t>
       </w:r>
     </w:p>
     <w:p>
@@ -9927,7 +9724,6 @@
         <w:spacing w:line="360" w:lineRule="auto"/>
       </w:pPr>
       <w:r>
-        <w:lastRenderedPageBreak/>
         <w:t>Selección de partido → Listado de localidades disponibles.</w:t>
       </w:r>
     </w:p>
@@ -10032,32 +9828,15 @@
         </w:numPr>
         <w:spacing w:line="360" w:lineRule="auto"/>
       </w:pPr>
-      <w:proofErr w:type="spellStart"/>
       <w:r>
         <w:rPr>
           <w:b/>
           <w:bCs/>
         </w:rPr>
-        <w:t>Controller</w:t>
-      </w:r>
-      <w:proofErr w:type="spellEnd"/>
-      <w:r>
-        <w:rPr>
-          <w:b/>
-          <w:bCs/>
-        </w:rPr>
-        <w:t>:</w:t>
-      </w:r>
-      <w:r>
-        <w:t xml:space="preserve"> Clases que manejan la interacción entre View y los Web </w:t>
-      </w:r>
-      <w:proofErr w:type="spellStart"/>
-      <w:r>
-        <w:t>Services</w:t>
-      </w:r>
-      <w:proofErr w:type="spellEnd"/>
-      <w:r>
-        <w:t>.</w:t>
+        <w:t>Controller:</w:t>
+      </w:r>
+      <w:r>
+        <w:t xml:space="preserve"> Clases que manejan la interacción entre View y los Web Services.</w:t>
       </w:r>
     </w:p>
     <w:p>
@@ -10065,7 +9844,11 @@
         <w:spacing w:line="360" w:lineRule="auto"/>
       </w:pPr>
       <w:r>
-        <w:t>La interfaz debe ser responsive dentro de la ventana y proporcionar retroalimentación inmediata al usuario.</w:t>
+        <w:t xml:space="preserve">La interfaz debe ser responsive dentro de la ventana y proporcionar retroalimentación </w:t>
+      </w:r>
+      <w:r>
+        <w:lastRenderedPageBreak/>
+        <w:t>inmediata al usuario.</w:t>
       </w:r>
     </w:p>
     <w:p>
@@ -10699,11 +10482,7 @@
               </w:rPr>
             </w:pPr>
             <w:r>
-              <w:t xml:space="preserve">Servidor de </w:t>
-            </w:r>
-            <w:r>
-              <w:lastRenderedPageBreak/>
-              <w:t>Aplicaciones</w:t>
+              <w:t>Servidor de Aplicaciones</w:t>
             </w:r>
           </w:p>
         </w:tc>
@@ -10720,7 +10499,6 @@
               </w:rPr>
             </w:pPr>
             <w:r>
-              <w:lastRenderedPageBreak/>
               <w:t>Payara Server 5/6</w:t>
             </w:r>
           </w:p>
@@ -10738,15 +10516,7 @@
               </w:rPr>
             </w:pPr>
             <w:r>
-              <w:t xml:space="preserve">Hospedar Web </w:t>
-            </w:r>
-            <w:proofErr w:type="spellStart"/>
-            <w:r>
-              <w:t>Services</w:t>
-            </w:r>
-            <w:proofErr w:type="spellEnd"/>
-            <w:r>
-              <w:t xml:space="preserve"> SOAP</w:t>
+              <w:t>Hospedar Web Services SOAP</w:t>
             </w:r>
           </w:p>
         </w:tc>
@@ -10951,6 +10721,7 @@
               <w:t xml:space="preserve">Apache NetBeans </w:t>
             </w:r>
             <w:r>
+              <w:lastRenderedPageBreak/>
               <w:t>24</w:t>
             </w:r>
           </w:p>
@@ -10968,6 +10739,7 @@
               </w:rPr>
             </w:pPr>
             <w:r>
+              <w:lastRenderedPageBreak/>
               <w:t>Entorno de desarrollo</w:t>
             </w:r>
           </w:p>
@@ -11056,13 +10828,8 @@
               <w:cnfStyle w:val="000000100000" w:firstRow="0" w:lastRow="0" w:firstColumn="0" w:lastColumn="0" w:oddVBand="0" w:evenVBand="0" w:oddHBand="1" w:evenHBand="0" w:firstRowFirstColumn="0" w:firstRowLastColumn="0" w:lastRowFirstColumn="0" w:lastRowLastColumn="0"/>
             </w:pPr>
             <w:r>
-              <w:t xml:space="preserve">Java Swing / </w:t>
-            </w:r>
-            <w:proofErr w:type="spellStart"/>
-            <w:r>
-              <w:t>JavaFX</w:t>
-            </w:r>
-            <w:proofErr w:type="spellEnd"/>
+              <w:t>Java Swing / JavaFX</w:t>
+            </w:r>
           </w:p>
         </w:tc>
         <w:tc>
@@ -11128,19 +10895,11 @@
                 <w:lang w:val="en-US"/>
               </w:rPr>
             </w:pPr>
-            <w:proofErr w:type="spellStart"/>
             <w:r>
               <w:rPr>
                 <w:lang w:val="en-US"/>
               </w:rPr>
-              <w:t>Interfaz</w:t>
-            </w:r>
-            <w:proofErr w:type="spellEnd"/>
-            <w:r>
-              <w:rPr>
-                <w:lang w:val="en-US"/>
-              </w:rPr>
-              <w:t xml:space="preserve"> web</w:t>
+              <w:t>Interfaz web</w:t>
             </w:r>
           </w:p>
         </w:tc>
@@ -11196,28 +10955,12 @@
                 <w:lang w:val="en-US"/>
               </w:rPr>
             </w:pPr>
-            <w:proofErr w:type="spellStart"/>
             <w:r>
               <w:rPr>
                 <w:lang w:val="en-US"/>
               </w:rPr>
-              <w:t>Aplicación</w:t>
-            </w:r>
-            <w:proofErr w:type="spellEnd"/>
-            <w:r>
-              <w:rPr>
-                <w:lang w:val="en-US"/>
-              </w:rPr>
-              <w:t xml:space="preserve"> </w:t>
-            </w:r>
-            <w:proofErr w:type="spellStart"/>
-            <w:r>
-              <w:rPr>
-                <w:lang w:val="en-US"/>
-              </w:rPr>
-              <w:t>móvil</w:t>
-            </w:r>
-            <w:proofErr w:type="spellEnd"/>
+              <w:t>Aplicación móvil</w:t>
+            </w:r>
           </w:p>
         </w:tc>
       </w:tr>
@@ -11326,23 +11069,7 @@
         <w:spacing w:line="360" w:lineRule="auto"/>
       </w:pPr>
       <w:r>
-        <w:t xml:space="preserve">Desarrollar un sistema distribuido utilizando Web </w:t>
-      </w:r>
-      <w:proofErr w:type="spellStart"/>
-      <w:r>
-        <w:t>Services</w:t>
-      </w:r>
-      <w:proofErr w:type="spellEnd"/>
-      <w:r>
-        <w:t xml:space="preserve"> SOAP que permita la consulta y venta controlada de boletos de fútbol entre la Federación de Fútbol y </w:t>
-      </w:r>
-      <w:proofErr w:type="spellStart"/>
-      <w:r>
-        <w:t>TicketPremium</w:t>
-      </w:r>
-      <w:proofErr w:type="spellEnd"/>
-      <w:r>
-        <w:t>, garantizando consistencia de datos y seguridad básica.</w:t>
+        <w:t>Desarrollar un sistema distribuido utilizando Web Services SOAP que permita la consulta y venta controlada de boletos de fútbol entre la Federación de Fútbol y TicketPremium, garantizando consistencia de datos y seguridad básica.</w:t>
       </w:r>
     </w:p>
     <w:p>
@@ -11473,6 +11200,7 @@
               <w:spacing w:line="360" w:lineRule="auto"/>
             </w:pPr>
             <w:r>
+              <w:lastRenderedPageBreak/>
               <w:t xml:space="preserve">Importancia </w:t>
             </w:r>
           </w:p>
@@ -12106,7 +11834,6 @@
               <w:spacing w:line="360" w:lineRule="auto"/>
             </w:pPr>
             <w:r>
-              <w:lastRenderedPageBreak/>
               <w:t>RF-03</w:t>
             </w:r>
           </w:p>
@@ -12357,6 +12084,7 @@
       </w:pPr>
       <w:bookmarkStart w:id="48" w:name="_Toc230022997"/>
       <w:r>
+        <w:lastRenderedPageBreak/>
         <w:t>Tabla 11. Gestionar Login</w:t>
       </w:r>
       <w:bookmarkEnd w:id="48"/>
@@ -13483,14 +13211,7 @@
               <w:rPr>
                 <w:rFonts w:ascii="Verdana" w:eastAsia="Verdana" w:hAnsi="Verdana" w:cs="Verdana"/>
               </w:rPr>
-              <w:t xml:space="preserve">Recibe código de partido y localidad, decrementa la </w:t>
-            </w:r>
-            <w:r>
-              <w:rPr>
-                <w:rFonts w:ascii="Verdana" w:eastAsia="Verdana" w:hAnsi="Verdana" w:cs="Verdana"/>
-              </w:rPr>
-              <w:lastRenderedPageBreak/>
-              <w:t>disponibilidad según cantidad comprada.</w:t>
+              <w:t>Recibe código de partido y localidad, decrementa la disponibilidad según cantidad comprada.</w:t>
             </w:r>
           </w:p>
         </w:tc>
@@ -13523,7 +13244,6 @@
                 <w:bCs w:val="0"/>
                 <w:color w:val="000000"/>
               </w:rPr>
-              <w:lastRenderedPageBreak/>
               <w:t>Objetivo</w:t>
             </w:r>
           </w:p>
@@ -13847,23 +13567,15 @@
                 <w:rFonts w:ascii="Verdana" w:eastAsia="Verdana" w:hAnsi="Verdana" w:cs="Verdana"/>
                 <w:color w:val="000000"/>
               </w:rPr>
-              <w:t>El sistema cliente (</w:t>
-            </w:r>
-            <w:proofErr w:type="spellStart"/>
+              <w:t xml:space="preserve">El sistema cliente (TicketPremium) debe registrar cada compra realizada, incluyendo: número de factura, fecha/hora, datos del partido, detalle por localidad </w:t>
+            </w:r>
             <w:r>
               <w:rPr>
                 <w:rFonts w:ascii="Verdana" w:eastAsia="Verdana" w:hAnsi="Verdana" w:cs="Verdana"/>
                 <w:color w:val="000000"/>
               </w:rPr>
-              <w:t>TicketPremium</w:t>
-            </w:r>
-            <w:proofErr w:type="spellEnd"/>
-            <w:r>
-              <w:rPr>
-                <w:rFonts w:ascii="Verdana" w:eastAsia="Verdana" w:hAnsi="Verdana" w:cs="Verdana"/>
-                <w:color w:val="000000"/>
-              </w:rPr>
-              <w:t>) debe registrar cada compra realizada, incluyendo: número de factura, fecha/hora, datos del partido, detalle por localidad (cantidad, precio unitario, subtotal), IVA (15%), y total final.</w:t>
+              <w:lastRenderedPageBreak/>
+              <w:t>(cantidad, precio unitario, subtotal), IVA (15%), y total final.</w:t>
             </w:r>
           </w:p>
         </w:tc>
@@ -13896,6 +13608,7 @@
                 <w:bCs w:val="0"/>
                 <w:color w:val="000000"/>
               </w:rPr>
+              <w:lastRenderedPageBreak/>
               <w:t>Objetivo</w:t>
             </w:r>
           </w:p>
@@ -14352,15 +14065,7 @@
               <w:cnfStyle w:val="000000100000" w:firstRow="0" w:lastRow="0" w:firstColumn="0" w:lastColumn="0" w:oddVBand="0" w:evenVBand="0" w:oddHBand="1" w:evenHBand="0" w:firstRowFirstColumn="0" w:firstRowLastColumn="0" w:lastRowFirstColumn="0" w:lastRowLastColumn="0"/>
             </w:pPr>
             <w:r>
-              <w:t xml:space="preserve">El </w:t>
-            </w:r>
-            <w:proofErr w:type="spellStart"/>
-            <w:r>
-              <w:t>backend</w:t>
-            </w:r>
-            <w:proofErr w:type="spellEnd"/>
-            <w:r>
-              <w:t xml:space="preserve"> debe desplegarse como archivo .WAR en Payara Server.</w:t>
+              <w:t>El backend debe desplegarse como archivo .WAR en Payara Server.</w:t>
             </w:r>
           </w:p>
         </w:tc>
@@ -14402,7 +14107,6 @@
       </w:pPr>
       <w:bookmarkStart w:id="58" w:name="_Toc230023004"/>
       <w:r>
-        <w:lastRenderedPageBreak/>
         <w:t>Tabla 1</w:t>
       </w:r>
       <w:r>
@@ -14497,15 +14201,7 @@
               <w:cnfStyle w:val="000000100000" w:firstRow="0" w:lastRow="0" w:firstColumn="0" w:lastColumn="0" w:oddVBand="0" w:evenVBand="0" w:oddHBand="1" w:evenHBand="0" w:firstRowFirstColumn="0" w:firstRowLastColumn="0" w:lastRowFirstColumn="0" w:lastRowLastColumn="0"/>
             </w:pPr>
             <w:r>
-              <w:t xml:space="preserve">La aplicación Federación debe utilizar Base de Datos relacional. La aplicación </w:t>
-            </w:r>
-            <w:proofErr w:type="spellStart"/>
-            <w:r>
-              <w:t>TicketPremium</w:t>
-            </w:r>
-            <w:proofErr w:type="spellEnd"/>
-            <w:r>
-              <w:t xml:space="preserve"> debe registrar facturas (puede ser BDD local o en memoria).</w:t>
+              <w:t>La aplicación Federación debe utilizar Base de Datos relacional. La aplicación TicketPremium debe registrar facturas (puede ser BDD local o en memoria).</w:t>
             </w:r>
           </w:p>
         </w:tc>
@@ -14575,6 +14271,7 @@
       <w:bookmarkStart w:id="61" w:name="_kju4tfrds74b" w:colFirst="0" w:colLast="0"/>
       <w:bookmarkEnd w:id="61"/>
       <w:r>
+        <w:lastRenderedPageBreak/>
         <w:t>Las restricciones de diseño son las siguientes:</w:t>
       </w:r>
     </w:p>
@@ -14611,21 +14308,7 @@
         <w:rPr>
           <w:lang w:val="es-EC"/>
         </w:rPr>
-        <w:t xml:space="preserve">Uso obligatorio de Web </w:t>
-      </w:r>
-      <w:proofErr w:type="spellStart"/>
-      <w:r>
-        <w:rPr>
-          <w:lang w:val="es-EC"/>
-        </w:rPr>
-        <w:t>Services</w:t>
-      </w:r>
-      <w:proofErr w:type="spellEnd"/>
-      <w:r>
-        <w:rPr>
-          <w:lang w:val="es-EC"/>
-        </w:rPr>
-        <w:t xml:space="preserve"> SOAP con JAX-WS.</w:t>
+        <w:t>Uso obligatorio de Web Services SOAP con JAX-WS.</w:t>
       </w:r>
     </w:p>
     <w:p>
@@ -14920,15 +14603,7 @@
         </w:rPr>
       </w:pPr>
       <w:r>
-        <w:t xml:space="preserve">El servidor debe mantener una conexión de red estable para evitar interrupciones en los Web </w:t>
-      </w:r>
-      <w:proofErr w:type="spellStart"/>
-      <w:r>
-        <w:t>Services</w:t>
-      </w:r>
-      <w:proofErr w:type="spellEnd"/>
-      <w:r>
-        <w:t>. Se recomienda asignar recursos suficientes para soportar el acceso concurrente de los cuatro tipos de clientes.</w:t>
+        <w:t>El servidor debe mantener una conexión de red estable para evitar interrupciones en los Web Services. Se recomienda asignar recursos suficientes para soportar el acceso concurrente de los cuatro tipos de clientes.</w:t>
       </w:r>
     </w:p>
     <w:p>
@@ -14962,15 +14637,7 @@
         </w:rPr>
       </w:pPr>
       <w:r>
-        <w:t xml:space="preserve">Compatibilidad completa entre JDK del servidor y clientes. Uso de </w:t>
-      </w:r>
-      <w:proofErr w:type="spellStart"/>
-      <w:r>
-        <w:t>proxies</w:t>
-      </w:r>
-      <w:proofErr w:type="spellEnd"/>
-      <w:r>
-        <w:t xml:space="preserve"> generados desde el WSDL en NetBeans para todos los clientes.</w:t>
+        <w:t>Compatibilidad completa entre JDK del servidor y clientes. Uso de proxies generados desde el WSDL en NetBeans para todos los clientes.</w:t>
       </w:r>
     </w:p>
     <w:p>
@@ -15005,15 +14672,7 @@
         <w:spacing w:line="360" w:lineRule="auto"/>
       </w:pPr>
       <w:r>
-        <w:t xml:space="preserve">Protocolo SOAP 1.2 sobre HTTP. El </w:t>
-      </w:r>
-      <w:proofErr w:type="spellStart"/>
-      <w:r>
-        <w:t>endpoint</w:t>
-      </w:r>
-      <w:proofErr w:type="spellEnd"/>
-      <w:r>
-        <w:t xml:space="preserve"> debe ser accesible mediante IP estática del servidor en el puerto 8080.</w:t>
+        <w:t>Protocolo SOAP 1.2 sobre HTTP. El endpoint debe ser accesible mediante IP estática del servidor en el puerto 8080.</w:t>
       </w:r>
     </w:p>
     <w:p>
@@ -15066,30 +14725,10 @@
           <w:b/>
           <w:bCs/>
         </w:rPr>
-        <w:t xml:space="preserve">Aplicación </w:t>
-      </w:r>
-      <w:proofErr w:type="spellStart"/>
-      <w:r>
-        <w:rPr>
-          <w:b/>
-          <w:bCs/>
-        </w:rPr>
-        <w:t>TicketPremium</w:t>
-      </w:r>
-      <w:proofErr w:type="spellEnd"/>
-      <w:r>
-        <w:rPr>
-          <w:b/>
-          <w:bCs/>
-        </w:rPr>
-        <w:t>:</w:t>
-      </w:r>
-      <w:r>
-        <w:t xml:space="preserve"> Debe implementar tablas para el registro de facturas (FACTURA y DETALLE_FACTURA). Puede utilizar Base de Datos embebida (H2, SQLite) o MySQL local, o incluso almacenamiento en memoria durante las </w:t>
-      </w:r>
-      <w:r>
-        <w:lastRenderedPageBreak/>
-        <w:t>pruebas.</w:t>
+        <w:t>Aplicación TicketPremium:</w:t>
+      </w:r>
+      <w:r>
+        <w:t xml:space="preserve"> Debe implementar tablas para el registro de facturas (FACTURA y DETALLE_FACTURA). Puede utilizar Base de Datos embebida (H2, SQLite) o MySQL local, o incluso almacenamiento en memoria durante las pruebas.</w:t>
       </w:r>
     </w:p>
     <w:p>
@@ -15150,15 +14789,7 @@
         <w:spacing w:line="360" w:lineRule="auto"/>
       </w:pPr>
       <w:r>
-        <w:t xml:space="preserve">Cálculos Monetarios: Utilizar la clase </w:t>
-      </w:r>
-      <w:proofErr w:type="spellStart"/>
-      <w:r>
-        <w:t>BigDecimal</w:t>
-      </w:r>
-      <w:proofErr w:type="spellEnd"/>
-      <w:r>
-        <w:t xml:space="preserve"> para manejar precios, subtotales, IVA (12%) y totales, evitando errores de redondeo.</w:t>
+        <w:t>Cálculos Monetarios: Utilizar la clase BigDecimal para manejar precios, subtotales, IVA (12%) y totales, evitando errores de redondeo.</w:t>
       </w:r>
     </w:p>
     <w:p>
@@ -15170,7 +14801,11 @@
         <w:spacing w:line="360" w:lineRule="auto"/>
       </w:pPr>
       <w:r>
-        <w:t>Patrón MVC: Aplicar estrictamente este patrón en las cuatro interfaces cliente para facilitar la evaluación y el mantenimiento del código.</w:t>
+        <w:t xml:space="preserve">Patrón MVC: Aplicar estrictamente este patrón en las cuatro interfaces cliente para </w:t>
+      </w:r>
+      <w:r>
+        <w:lastRenderedPageBreak/>
+        <w:t>facilitar la evaluación y el mantenimiento del código.</w:t>
       </w:r>
     </w:p>
     <w:p>
@@ -15182,15 +14817,7 @@
         <w:spacing w:line="360" w:lineRule="auto"/>
       </w:pPr>
       <w:r>
-        <w:t xml:space="preserve">Validaciones: Implementar validaciones en los Controladores (cantidad positiva, selección de partido y localidad, campos obligatorios) antes de invocar los Web </w:t>
-      </w:r>
-      <w:proofErr w:type="spellStart"/>
-      <w:r>
-        <w:t>Services</w:t>
-      </w:r>
-      <w:proofErr w:type="spellEnd"/>
-      <w:r>
-        <w:t>.</w:t>
+        <w:t>Validaciones: Implementar validaciones en los Controladores (cantidad positiva, selección de partido y localidad, campos obligatorios) antes de invocar los Web Services.</w:t>
       </w:r>
     </w:p>
     <w:p>
@@ -15226,23 +14853,7 @@
         <w:spacing w:line="360" w:lineRule="auto"/>
       </w:pPr>
       <w:r>
-        <w:t xml:space="preserve">Seguridad de Credenciales: Aunque las credenciales están quemadas (MONSTER / MONSTER9), declararlas en una clase de constantes con modificador </w:t>
-      </w:r>
-      <w:proofErr w:type="spellStart"/>
-      <w:r>
-        <w:t>private</w:t>
-      </w:r>
-      <w:proofErr w:type="spellEnd"/>
-      <w:r>
-        <w:t xml:space="preserve"> </w:t>
-      </w:r>
-      <w:proofErr w:type="spellStart"/>
-      <w:r>
-        <w:t>static</w:t>
-      </w:r>
-      <w:proofErr w:type="spellEnd"/>
-      <w:r>
-        <w:t xml:space="preserve"> final.</w:t>
+        <w:t>Seguridad de Credenciales: Aunque las credenciales están quemadas (MONSTER / MONSTER9), declararlas en una clase de constantes con modificador private static final.</w:t>
       </w:r>
     </w:p>
     <w:p>
@@ -15278,15 +14889,7 @@
         <w:spacing w:line="360" w:lineRule="auto"/>
       </w:pPr>
       <w:r>
-        <w:t xml:space="preserve">Documentación: Guardar una copia del archivo WSDL generado y los scripts SQL completos (creación de tablas + </w:t>
-      </w:r>
-      <w:proofErr w:type="spellStart"/>
-      <w:r>
-        <w:t>inserts</w:t>
-      </w:r>
-      <w:proofErr w:type="spellEnd"/>
-      <w:r>
-        <w:t>).</w:t>
+        <w:t>Documentación: Guardar una copia del archivo WSDL generado y los scripts SQL completos (creación de tablas + inserts).</w:t>
       </w:r>
     </w:p>
     <w:p>
@@ -15346,27 +14949,7 @@
         <w:spacing w:line="360" w:lineRule="auto"/>
       </w:pPr>
       <w:r>
-        <w:t xml:space="preserve">La implementación de una arquitectura distribuida basada en Web </w:t>
-      </w:r>
-      <w:proofErr w:type="spellStart"/>
-      <w:r>
-        <w:t>Services</w:t>
-      </w:r>
-      <w:proofErr w:type="spellEnd"/>
-      <w:r>
-        <w:t xml:space="preserve"> SOAP </w:t>
-      </w:r>
-      <w:r>
-        <w:lastRenderedPageBreak/>
-        <w:t xml:space="preserve">permite una clara separación entre la Federación de Fútbol (proveedor de datos) y </w:t>
-      </w:r>
-      <w:proofErr w:type="spellStart"/>
-      <w:r>
-        <w:t>TicketPremium</w:t>
-      </w:r>
-      <w:proofErr w:type="spellEnd"/>
-      <w:r>
-        <w:t xml:space="preserve"> (distribuidor de boletos), cumpliendo con los requerimientos del examen.</w:t>
+        <w:t>La implementación de una arquitectura distribuida basada en Web Services SOAP permite una clara separación entre la Federación de Fútbol (proveedor de datos) y TicketPremium (distribuidor de boletos), cumpliendo con los requerimientos del examen.</w:t>
       </w:r>
     </w:p>
     <w:p>
@@ -15414,15 +14997,8 @@
         <w:spacing w:line="360" w:lineRule="auto"/>
       </w:pPr>
       <w:r>
-        <w:t xml:space="preserve">La integración exitosa de múltiples clientes consumiendo los mismos Web </w:t>
-      </w:r>
-      <w:proofErr w:type="spellStart"/>
-      <w:r>
-        <w:t>Services</w:t>
-      </w:r>
-      <w:proofErr w:type="spellEnd"/>
-      <w:r>
-        <w:t xml:space="preserve"> demuestra la potencia y flexibilidad de la tecnología Java + JAX-WS + Payara Server.</w:t>
+        <w:lastRenderedPageBreak/>
+        <w:t>La integración exitosa de múltiples clientes consumiendo los mismos Web Services demuestra la potencia y flexibilidad de la tecnología Java + JAX-WS + Payara Server.</w:t>
       </w:r>
     </w:p>
     <w:p>
@@ -15518,77 +15094,7 @@
         <w:rPr>
           <w:lang w:val="es-EC"/>
         </w:rPr>
-        <w:t xml:space="preserve">Oracle </w:t>
-      </w:r>
-      <w:proofErr w:type="spellStart"/>
-      <w:r>
-        <w:rPr>
-          <w:lang w:val="es-EC"/>
-        </w:rPr>
-        <w:t>Corporation</w:t>
-      </w:r>
-      <w:proofErr w:type="spellEnd"/>
-      <w:r>
-        <w:rPr>
-          <w:lang w:val="es-EC"/>
-        </w:rPr>
-        <w:t xml:space="preserve">. (2022). Java </w:t>
-      </w:r>
-      <w:proofErr w:type="spellStart"/>
-      <w:r>
-        <w:rPr>
-          <w:lang w:val="es-EC"/>
-        </w:rPr>
-        <w:t>Platform</w:t>
-      </w:r>
-      <w:proofErr w:type="spellEnd"/>
-      <w:r>
-        <w:rPr>
-          <w:lang w:val="es-EC"/>
-        </w:rPr>
-        <w:t xml:space="preserve">, Enterprise </w:t>
-      </w:r>
-      <w:proofErr w:type="spellStart"/>
-      <w:r>
-        <w:rPr>
-          <w:lang w:val="es-EC"/>
-        </w:rPr>
-        <w:t>Edition</w:t>
-      </w:r>
-      <w:proofErr w:type="spellEnd"/>
-      <w:r>
-        <w:rPr>
-          <w:lang w:val="es-EC"/>
-        </w:rPr>
-        <w:t xml:space="preserve"> (</w:t>
-      </w:r>
-      <w:proofErr w:type="spellStart"/>
-      <w:r>
-        <w:rPr>
-          <w:lang w:val="es-EC"/>
-        </w:rPr>
-        <w:t>Jakarta</w:t>
-      </w:r>
-      <w:proofErr w:type="spellEnd"/>
-      <w:r>
-        <w:rPr>
-          <w:lang w:val="es-EC"/>
-        </w:rPr>
-        <w:t xml:space="preserve"> EE) </w:t>
-      </w:r>
-      <w:proofErr w:type="spellStart"/>
-      <w:r>
-        <w:rPr>
-          <w:lang w:val="es-EC"/>
-        </w:rPr>
-        <w:t>Specification</w:t>
-      </w:r>
-      <w:proofErr w:type="spellEnd"/>
-      <w:r>
-        <w:rPr>
-          <w:lang w:val="es-EC"/>
-        </w:rPr>
-        <w:t>. Recuperado de: https://docs.oracle.com</w:t>
+        <w:t>Oracle Corporation. (2022). Java Platform, Enterprise Edition (Jakarta EE) Specification. Recuperado de: https://docs.oracle.com</w:t>
       </w:r>
     </w:p>
     <w:p>
@@ -15624,49 +15130,7 @@
         <w:rPr>
           <w:lang w:val="es-EC"/>
         </w:rPr>
-        <w:t xml:space="preserve">W3C. (2007). Simple </w:t>
-      </w:r>
-      <w:proofErr w:type="spellStart"/>
-      <w:r>
-        <w:rPr>
-          <w:lang w:val="es-EC"/>
-        </w:rPr>
-        <w:t>Object</w:t>
-      </w:r>
-      <w:proofErr w:type="spellEnd"/>
-      <w:r>
-        <w:rPr>
-          <w:lang w:val="es-EC"/>
-        </w:rPr>
-        <w:t xml:space="preserve"> Access </w:t>
-      </w:r>
-      <w:proofErr w:type="spellStart"/>
-      <w:r>
-        <w:rPr>
-          <w:lang w:val="es-EC"/>
-        </w:rPr>
-        <w:t>Protocol</w:t>
-      </w:r>
-      <w:proofErr w:type="spellEnd"/>
-      <w:r>
-        <w:rPr>
-          <w:lang w:val="es-EC"/>
-        </w:rPr>
-        <w:t xml:space="preserve"> (SOAP) 1.2 </w:t>
-      </w:r>
-      <w:proofErr w:type="spellStart"/>
-      <w:r>
-        <w:rPr>
-          <w:lang w:val="es-EC"/>
-        </w:rPr>
-        <w:t>Specification</w:t>
-      </w:r>
-      <w:proofErr w:type="spellEnd"/>
-      <w:r>
-        <w:rPr>
-          <w:lang w:val="es-EC"/>
-        </w:rPr>
-        <w:t>. Recuperado de: https://www.w3.org/TR/soap12/</w:t>
+        <w:t>W3C. (2007). Simple Object Access Protocol (SOAP) 1.2 Specification. Recuperado de: https://www.w3.org/TR/soap12/</w:t>
       </w:r>
     </w:p>
     <w:p>
@@ -15713,20 +15177,11 @@
           <w:lang w:val="es-EC"/>
         </w:rPr>
       </w:pPr>
-      <w:proofErr w:type="spellStart"/>
       <w:r>
         <w:rPr>
           <w:lang w:val="en-US"/>
         </w:rPr>
-        <w:lastRenderedPageBreak/>
-        <w:t>Baeldung</w:t>
-      </w:r>
-      <w:proofErr w:type="spellEnd"/>
-      <w:r>
-        <w:rPr>
-          <w:lang w:val="en-US"/>
-        </w:rPr>
-        <w:t xml:space="preserve">. (2024). SOAP Web Services with JAX-WS. </w:t>
+        <w:t xml:space="preserve">Baeldung. (2024). SOAP Web Services with JAX-WS. </w:t>
       </w:r>
       <w:r>
         <w:rPr>
@@ -15762,35 +15217,7 @@
         <w:rPr>
           <w:lang w:val="en-US"/>
         </w:rPr>
-        <w:t>Fowler, M. (2002). Patterns of Enterprise Application Architecture (</w:t>
-      </w:r>
-      <w:proofErr w:type="spellStart"/>
-      <w:r>
-        <w:rPr>
-          <w:lang w:val="en-US"/>
-        </w:rPr>
-        <w:t>Capítulo</w:t>
-      </w:r>
-      <w:proofErr w:type="spellEnd"/>
-      <w:r>
-        <w:rPr>
-          <w:lang w:val="en-US"/>
-        </w:rPr>
-        <w:t xml:space="preserve"> </w:t>
-      </w:r>
-      <w:proofErr w:type="spellStart"/>
-      <w:r>
-        <w:rPr>
-          <w:lang w:val="en-US"/>
-        </w:rPr>
-        <w:t>sobre</w:t>
-      </w:r>
-      <w:proofErr w:type="spellEnd"/>
-      <w:r>
-        <w:rPr>
-          <w:lang w:val="en-US"/>
-        </w:rPr>
-        <w:t xml:space="preserve"> MVC).</w:t>
+        <w:t>Fowler, M. (2002). Patterns of Enterprise Application Architecture (Capítulo sobre MVC).</w:t>
       </w:r>
     </w:p>
     <w:sectPr>
